--- a/livrables/taff/2026-10-09_candidature-spontanee-central-pose/lettre-motivation_central-pose.docx
+++ b/livrables/taff/2026-10-09_candidature-spontanee-central-pose/lettre-motivation_central-pose.docx
@@ -78,7 +78,7 @@
         <w:jc w:val="right"/>
       </w:pPr>
       <w:r>
-        <w:t>Villepreux, le 9 octobre 2026</w:t>
+        <w:t>Villepreux, le 15 octobre 2026</w:t>
       </w:r>
     </w:p>
     <w:p>
